--- a/internal_doc/03.开发设计/Story-HotSpare.docx
+++ b/internal_doc/03.开发设计/Story-HotSpare.docx
@@ -398,11 +398,6 @@
       </w:r>
     </w:p>
     <w:p>
-      <w:pPr>
-        <w:rPr>
-          <w:rFonts w:hint="eastAsia"/>
-        </w:rPr>
-      </w:pPr>
       <w:r>
         <w:rPr>
           <w:rFonts w:hint="eastAsia"/>
@@ -417,11 +412,6 @@
       </w:r>
     </w:p>
     <w:p>
-      <w:pPr>
-        <w:rPr>
-          <w:rFonts w:hint="eastAsia"/>
-        </w:rPr>
-      </w:pPr>
       <w:r>
         <w:rPr>
           <w:rFonts w:hint="eastAsia"/>
@@ -429,19 +419,8 @@
         <w:t>db.getSpareGroup()</w:t>
       </w:r>
     </w:p>
-    <w:p>
-      <w:pPr>
-        <w:rPr>
-          <w:rFonts w:hint="eastAsia"/>
-        </w:rPr>
-      </w:pPr>
-    </w:p>
-    <w:p>
-      <w:pPr>
-        <w:rPr>
-          <w:rFonts w:hint="eastAsia"/>
-        </w:rPr>
-      </w:pPr>
+    <w:p/>
+    <w:p>
       <w:r>
         <w:rPr>
           <w:rFonts w:hint="eastAsia"/>
@@ -450,11 +429,6 @@
       </w:r>
     </w:p>
     <w:p>
-      <w:pPr>
-        <w:rPr>
-          <w:rFonts w:hint="eastAsia"/>
-        </w:rPr>
-      </w:pPr>
       <w:r>
         <w:rPr>
           <w:rFonts w:hint="eastAsia"/>
@@ -498,9 +472,6 @@
     <w:p>
       <w:pPr>
         <w:pStyle w:val="Heading2"/>
-        <w:rPr>
-          <w:rFonts w:hint="eastAsia"/>
-        </w:rPr>
       </w:pPr>
       <w:r>
         <w:rPr>
@@ -568,6 +539,32 @@
           <w:rFonts w:hint="eastAsia"/>
         </w:rPr>
         <w:t>也就是所这两个组目前不提供热备功能。</w:t>
+      </w:r>
+    </w:p>
+    <w:p>
+      <w:r>
+        <w:rPr>
+          <w:rFonts w:hint="eastAsia"/>
+        </w:rPr>
+        <w:t>2.</w:t>
+      </w:r>
+      <w:r>
+        <w:rPr>
+          <w:rFonts w:hint="eastAsia"/>
+        </w:rPr>
+        <w:t>当数据组内只有一个数据节点时，不能</w:t>
+      </w:r>
+      <w:r>
+        <w:rPr>
+          <w:rFonts w:hint="eastAsia"/>
+        </w:rPr>
+        <w:t>detach</w:t>
+      </w:r>
+      <w:r>
+        <w:rPr>
+          <w:rFonts w:hint="eastAsia"/>
+        </w:rPr>
+        <w:t>该数据节点。（注：测试意见）</w:t>
       </w:r>
     </w:p>
     <w:p>
@@ -589,11 +586,6 @@
       </w:r>
     </w:p>
     <w:p>
-      <w:pPr>
-        <w:rPr>
-          <w:rFonts w:hint="eastAsia"/>
-        </w:rPr>
-      </w:pPr>
       <w:r>
         <w:rPr>
           <w:rFonts w:hint="eastAsia"/>
@@ -614,11 +606,6 @@
       </w:r>
     </w:p>
     <w:p>
-      <w:pPr>
-        <w:rPr>
-          <w:rFonts w:hint="eastAsia"/>
-        </w:rPr>
-      </w:pPr>
       <w:r>
         <w:rPr>
           <w:rFonts w:hint="eastAsia"/>
@@ -639,11 +626,6 @@
       </w:r>
     </w:p>
     <w:p>
-      <w:pPr>
-        <w:rPr>
-          <w:rFonts w:hint="eastAsia"/>
-        </w:rPr>
-      </w:pPr>
       <w:r>
         <w:rPr>
           <w:rFonts w:hint="eastAsia"/>
@@ -658,11 +640,6 @@
       </w:r>
     </w:p>
     <w:p>
-      <w:pPr>
-        <w:rPr>
-          <w:rFonts w:hint="eastAsia"/>
-        </w:rPr>
-      </w:pPr>
       <w:r>
         <w:rPr>
           <w:rFonts w:hint="eastAsia"/>
@@ -676,19 +653,8 @@
         <w:t>全局唯一，不可创建多个。</w:t>
       </w:r>
     </w:p>
-    <w:p>
-      <w:pPr>
-        <w:rPr>
-          <w:rFonts w:hint="eastAsia"/>
-        </w:rPr>
-      </w:pPr>
-    </w:p>
-    <w:p>
-      <w:pPr>
-        <w:rPr>
-          <w:rFonts w:hint="eastAsia"/>
-        </w:rPr>
-      </w:pPr>
+    <w:p/>
+    <w:p>
       <w:r>
         <w:rPr>
           <w:rFonts w:hint="eastAsia"/>
@@ -697,11 +663,6 @@
       </w:r>
     </w:p>
     <w:p>
-      <w:pPr>
-        <w:rPr>
-          <w:rFonts w:hint="eastAsia"/>
-        </w:rPr>
-      </w:pPr>
       <w:r>
         <w:rPr>
           <w:rFonts w:hint="eastAsia"/>
@@ -709,19 +670,8 @@
         <w:t>这个接口用于将一个已经存在的、但不属于任何组的数据节点添加到一个组中。</w:t>
       </w:r>
     </w:p>
-    <w:p>
-      <w:pPr>
-        <w:rPr>
-          <w:rFonts w:hint="eastAsia"/>
-        </w:rPr>
-      </w:pPr>
-    </w:p>
-    <w:p>
-      <w:pPr>
-        <w:rPr>
-          <w:rFonts w:hint="eastAsia"/>
-        </w:rPr>
-      </w:pPr>
+    <w:p/>
+    <w:p>
       <w:r>
         <w:rPr>
           <w:rFonts w:hint="eastAsia"/>
@@ -730,11 +680,6 @@
       </w:r>
     </w:p>
     <w:p>
-      <w:pPr>
-        <w:rPr>
-          <w:rFonts w:hint="eastAsia"/>
-        </w:rPr>
-      </w:pPr>
       <w:r>
         <w:rPr>
           <w:rFonts w:hint="eastAsia"/>
@@ -742,19 +687,8 @@
         <w:t>这个接口用于将组内一个节点分离出去，但不会删除其配置文件。被分离的节点将不会属于任何组，同时进程会被关闭。</w:t>
       </w:r>
     </w:p>
-    <w:p>
-      <w:pPr>
-        <w:rPr>
-          <w:rFonts w:hint="eastAsia"/>
-        </w:rPr>
-      </w:pPr>
-    </w:p>
-    <w:p>
-      <w:pPr>
-        <w:rPr>
-          <w:rFonts w:hint="eastAsia"/>
-        </w:rPr>
-      </w:pPr>
+    <w:p/>
+    <w:p>
       <w:r>
         <w:rPr>
           <w:rFonts w:hint="eastAsia"/>
@@ -775,11 +709,6 @@
       </w:r>
     </w:p>
     <w:p>
-      <w:pPr>
-        <w:rPr>
-          <w:rFonts w:hint="eastAsia"/>
-        </w:rPr>
-      </w:pPr>
       <w:r>
         <w:rPr>
           <w:rFonts w:hint="eastAsia"/>
@@ -806,11 +735,6 @@
       </w:r>
     </w:p>
     <w:p>
-      <w:pPr>
-        <w:rPr>
-          <w:rFonts w:hint="eastAsia"/>
-        </w:rPr>
-      </w:pPr>
       <w:r>
         <w:rPr>
           <w:rFonts w:hint="eastAsia"/>
@@ -837,11 +761,6 @@
       </w:r>
     </w:p>
     <w:p>
-      <w:pPr>
-        <w:rPr>
-          <w:rFonts w:hint="eastAsia"/>
-        </w:rPr>
-      </w:pPr>
       <w:r>
         <w:rPr>
           <w:rFonts w:hint="eastAsia"/>
@@ -880,11 +799,6 @@
       </w:r>
     </w:p>
     <w:p>
-      <w:pPr>
-        <w:rPr>
-          <w:rFonts w:hint="eastAsia"/>
-        </w:rPr>
-      </w:pPr>
       <w:r>
         <w:rPr>
           <w:rFonts w:hint="eastAsia"/>
@@ -911,11 +825,6 @@
       </w:r>
     </w:p>
     <w:p>
-      <w:pPr>
-        <w:rPr>
-          <w:rFonts w:hint="eastAsia"/>
-        </w:rPr>
-      </w:pPr>
       <w:r>
         <w:rPr>
           <w:rFonts w:hint="eastAsia"/>
@@ -941,19 +850,8 @@
         <w:t>出组。</w:t>
       </w:r>
     </w:p>
-    <w:p>
-      <w:pPr>
-        <w:rPr>
-          <w:rFonts w:hint="eastAsia"/>
-        </w:rPr>
-      </w:pPr>
-    </w:p>
-    <w:p>
-      <w:pPr>
-        <w:rPr>
-          <w:rFonts w:hint="eastAsia"/>
-        </w:rPr>
-      </w:pPr>
+    <w:p/>
+    <w:p>
       <w:r>
         <w:rPr>
           <w:rFonts w:hint="eastAsia"/>
@@ -1167,9 +1065,6 @@
           <w:p>
             <w:pPr>
               <w:ind w:left="0"/>
-              <w:rPr>
-                <w:rFonts w:hint="eastAsia"/>
-              </w:rPr>
             </w:pPr>
             <w:r>
               <w:rPr>
@@ -1186,9 +1081,6 @@
           <w:p>
             <w:pPr>
               <w:ind w:left="0"/>
-              <w:rPr>
-                <w:rFonts w:hint="eastAsia"/>
-              </w:rPr>
             </w:pPr>
             <w:r>
               <w:rPr>
@@ -1211,9 +1103,6 @@
           <w:p>
             <w:pPr>
               <w:ind w:left="0"/>
-              <w:rPr>
-                <w:rFonts w:hint="eastAsia"/>
-              </w:rPr>
             </w:pPr>
           </w:p>
         </w:tc>
@@ -1226,9 +1115,6 @@
           <w:p>
             <w:pPr>
               <w:ind w:left="0"/>
-              <w:rPr>
-                <w:rFonts w:hint="eastAsia"/>
-              </w:rPr>
             </w:pPr>
             <w:r>
               <w:rPr>
@@ -1245,9 +1131,6 @@
           <w:p>
             <w:pPr>
               <w:ind w:left="0"/>
-              <w:rPr>
-                <w:rFonts w:hint="eastAsia"/>
-              </w:rPr>
             </w:pPr>
             <w:r>
               <w:rPr>
@@ -1270,9 +1153,6 @@
           <w:p>
             <w:pPr>
               <w:ind w:left="0"/>
-              <w:rPr>
-                <w:rFonts w:hint="eastAsia"/>
-              </w:rPr>
             </w:pPr>
           </w:p>
         </w:tc>
@@ -1418,7 +1298,7 @@
         <w:tc>
           <w:tcPr>
             <w:tcW w:w="2527" w:type="dxa"/>
-            <w:shd w:val="clear" w:color="auto" w:fill="BFBFBF" w:themeFill="background1" w:themeFillShade="BF"/>
+            <w:shd w:val="clear" w:color="auto" w:fill="80C687" w:themeFill="background1" w:themeFillShade="BF"/>
           </w:tcPr>
           <w:p>
             <w:pPr>
@@ -1439,7 +1319,7 @@
         <w:tc>
           <w:tcPr>
             <w:tcW w:w="1511" w:type="dxa"/>
-            <w:shd w:val="clear" w:color="auto" w:fill="BFBFBF" w:themeFill="background1" w:themeFillShade="BF"/>
+            <w:shd w:val="clear" w:color="auto" w:fill="80C687" w:themeFill="background1" w:themeFillShade="BF"/>
           </w:tcPr>
           <w:p>
             <w:pPr>
@@ -1460,7 +1340,7 @@
         <w:tc>
           <w:tcPr>
             <w:tcW w:w="2376" w:type="dxa"/>
-            <w:shd w:val="clear" w:color="auto" w:fill="BFBFBF" w:themeFill="background1" w:themeFillShade="BF"/>
+            <w:shd w:val="clear" w:color="auto" w:fill="80C687" w:themeFill="background1" w:themeFillShade="BF"/>
           </w:tcPr>
           <w:p>
             <w:pPr>
@@ -1481,7 +1361,7 @@
         <w:tc>
           <w:tcPr>
             <w:tcW w:w="1751" w:type="dxa"/>
-            <w:shd w:val="clear" w:color="auto" w:fill="BFBFBF" w:themeFill="background1" w:themeFillShade="BF"/>
+            <w:shd w:val="clear" w:color="auto" w:fill="80C687" w:themeFill="background1" w:themeFillShade="BF"/>
           </w:tcPr>
           <w:p>
             <w:pPr>
@@ -2636,7 +2516,7 @@
         <a:sysClr val="windowText" lastClr="000000"/>
       </a:dk1>
       <a:lt1>
-        <a:sysClr val="window" lastClr="FFFFFF"/>
+        <a:sysClr val="window" lastClr="CCE8CF"/>
       </a:lt1>
       <a:dk2>
         <a:srgbClr val="1F497D"/>
